--- a/reports/ClawHub_Multi_Ranking_Report_ZH.docx
+++ b/reports/ClawHub_Multi_Ranking_Report_ZH.docx
@@ -14,7 +14,7 @@
     </w:p>
     <w:p>
       <w:r>
-        <w:t xml:space="preserve">- 生成时间：2026-04-19T17:01:22.842567+00:00</w:t>
+        <w:t xml:space="preserve">- 生成时间：2026-04-19T19:31:21.059044+00:00</w:t>
       </w:r>
     </w:p>
     <w:p>
@@ -119,52 +119,52 @@
     </w:p>
     <w:p>
       <w:r>
-        <w:t xml:space="preserve">| 1. self-improving-agent | pskoett | 399194 | 3249 | 5978 |</w:t>
-      </w:r>
-    </w:p>
-    <w:p>
-      <w:r>
-        <w:t xml:space="preserve">| 2. Skill Vetter | spclaudehome | 213362 | 922 | 3998 |</w:t>
-      </w:r>
-    </w:p>
-    <w:p>
-      <w:r>
-        <w:t xml:space="preserve">| 3. ontology | oswalpalash | 167426 | 545 | 1161 |</w:t>
-      </w:r>
-    </w:p>
-    <w:p>
-      <w:r>
-        <w:t xml:space="preserve">| 4. Self-Improving + Proactive Agent | ivangdavila | 167129 | 978 | 1807 |</w:t>
-      </w:r>
-    </w:p>
-    <w:p>
-      <w:r>
-        <w:t xml:space="preserve">| 5. Github | steipete | 160245 | 520 | 4025 |</w:t>
-      </w:r>
-    </w:p>
-    <w:p>
-      <w:r>
-        <w:t xml:space="preserve">| 6. Gog | steipete | 158231 | 840 | 3321 |</w:t>
-      </w:r>
-    </w:p>
-    <w:p>
-      <w:r>
-        <w:t xml:space="preserve">| 7. Proactive Agent | halthelobster | 145243 | 713 | 2682 |</w:t>
-      </w:r>
-    </w:p>
-    <w:p>
-      <w:r>
-        <w:t xml:space="preserve">| 8. Weather | steipete | 136465 | 361 | 3500 |</w:t>
-      </w:r>
-    </w:p>
-    <w:p>
-      <w:r>
-        <w:t xml:space="preserve">| 9. Multi Search Engine | gpyangyoujun | 122688 | 571 | 1799 |</w:t>
-      </w:r>
-    </w:p>
-    <w:p>
-      <w:r>
-        <w:t xml:space="preserve">| 10. Polymarket | joelchance | 122643 | 79 | 27 |</w:t>
+        <w:t xml:space="preserve">| 1. self-improving-agent | pskoett | 399757 | 3253 | 5983 |</w:t>
+      </w:r>
+    </w:p>
+    <w:p>
+      <w:r>
+        <w:t xml:space="preserve">| 2. Skill Vetter | spclaudehome | 213683 | 922 | 4001 |</w:t>
+      </w:r>
+    </w:p>
+    <w:p>
+      <w:r>
+        <w:t xml:space="preserve">| 3. ontology | oswalpalash | 167603 | 546 | 1162 |</w:t>
+      </w:r>
+    </w:p>
+    <w:p>
+      <w:r>
+        <w:t xml:space="preserve">| 4. Self-Improving + Proactive Agent | ivangdavila | 167391 | 977 | 1807 |</w:t>
+      </w:r>
+    </w:p>
+    <w:p>
+      <w:r>
+        <w:t xml:space="preserve">| 5. Github | steipete | 160415 | 521 | 4028 |</w:t>
+      </w:r>
+    </w:p>
+    <w:p>
+      <w:r>
+        <w:t xml:space="preserve">| 6. Gog | steipete | 158405 | 840 | 3322 |</w:t>
+      </w:r>
+    </w:p>
+    <w:p>
+      <w:r>
+        <w:t xml:space="preserve">| 7. Proactive Agent | halthelobster | 145389 | 715 | 2682 |</w:t>
+      </w:r>
+    </w:p>
+    <w:p>
+      <w:r>
+        <w:t xml:space="preserve">| 8. Weather | steipete | 136608 | 361 | 3502 |</w:t>
+      </w:r>
+    </w:p>
+    <w:p>
+      <w:r>
+        <w:t xml:space="preserve">| 9. Polymarket | joelchance | 123058 | 79 | 27 |</w:t>
+      </w:r>
+    </w:p>
+    <w:p>
+      <w:r>
+        <w:t xml:space="preserve">| 10. Multi Search Engine | gpyangyoujun | 122949 | 572 | 1800 |</w:t>
       </w:r>
     </w:p>
     <w:p>
@@ -209,52 +209,52 @@
     </w:p>
     <w:p>
       <w:r>
-        <w:t xml:space="preserve">| 1. self-improving-agent | pskoett | 399194 | 3249 | 5978 |</w:t>
-      </w:r>
-    </w:p>
-    <w:p>
-      <w:r>
-        <w:t xml:space="preserve">| 2. Self-Improving + Proactive Agent | ivangdavila | 167129 | 978 | 1807 |</w:t>
-      </w:r>
-    </w:p>
-    <w:p>
-      <w:r>
-        <w:t xml:space="preserve">| 3. Skill Vetter | spclaudehome | 213362 | 922 | 3998 |</w:t>
-      </w:r>
-    </w:p>
-    <w:p>
-      <w:r>
-        <w:t xml:space="preserve">| 4. Gog | steipete | 158231 | 840 | 3321 |</w:t>
-      </w:r>
-    </w:p>
-    <w:p>
-      <w:r>
-        <w:t xml:space="preserve">| 5. Proactive Agent | halthelobster | 145243 | 713 | 2682 |</w:t>
-      </w:r>
-    </w:p>
-    <w:p>
-      <w:r>
-        <w:t xml:space="preserve">| 6. Multi Search Engine | gpyangyoujun | 122688 | 571 | 1799 |</w:t>
-      </w:r>
-    </w:p>
-    <w:p>
-      <w:r>
-        <w:t xml:space="preserve">| 7. ontology | oswalpalash | 167426 | 545 | 1161 |</w:t>
-      </w:r>
-    </w:p>
-    <w:p>
-      <w:r>
-        <w:t xml:space="preserve">| 8. Humanizer | biostartechnology | 92683 | 544 | 1258 |</w:t>
-      </w:r>
-    </w:p>
-    <w:p>
-      <w:r>
-        <w:t xml:space="preserve">| 9. Github | steipete | 160245 | 520 | 4025 |</w:t>
-      </w:r>
-    </w:p>
-    <w:p>
-      <w:r>
-        <w:t xml:space="preserve">| 10. Free Ride - Unlimited free AI | shaivpidadi | 57736 | 413 | 422 |</w:t>
+        <w:t xml:space="preserve">| 1. self-improving-agent | pskoett | 399757 | 3253 | 5983 |</w:t>
+      </w:r>
+    </w:p>
+    <w:p>
+      <w:r>
+        <w:t xml:space="preserve">| 2. Self-Improving + Proactive Agent | ivangdavila | 167391 | 977 | 1807 |</w:t>
+      </w:r>
+    </w:p>
+    <w:p>
+      <w:r>
+        <w:t xml:space="preserve">| 3. Skill Vetter | spclaudehome | 213683 | 922 | 4001 |</w:t>
+      </w:r>
+    </w:p>
+    <w:p>
+      <w:r>
+        <w:t xml:space="preserve">| 4. Gog | steipete | 158405 | 840 | 3322 |</w:t>
+      </w:r>
+    </w:p>
+    <w:p>
+      <w:r>
+        <w:t xml:space="preserve">| 5. Proactive Agent | halthelobster | 145389 | 715 | 2682 |</w:t>
+      </w:r>
+    </w:p>
+    <w:p>
+      <w:r>
+        <w:t xml:space="preserve">| 6. Multi Search Engine | gpyangyoujun | 122949 | 572 | 1800 |</w:t>
+      </w:r>
+    </w:p>
+    <w:p>
+      <w:r>
+        <w:t xml:space="preserve">| 7. ontology | oswalpalash | 167603 | 546 | 1162 |</w:t>
+      </w:r>
+    </w:p>
+    <w:p>
+      <w:r>
+        <w:t xml:space="preserve">| 8. Humanizer | biostartechnology | 92829 | 544 | 1259 |</w:t>
+      </w:r>
+    </w:p>
+    <w:p>
+      <w:r>
+        <w:t xml:space="preserve">| 9. Github | steipete | 160415 | 521 | 4028 |</w:t>
+      </w:r>
+    </w:p>
+    <w:p>
+      <w:r>
+        <w:t xml:space="preserve">| 10. Free Ride - Unlimited free AI | shaivpidadi | 57775 | 413 | 422 |</w:t>
       </w:r>
     </w:p>
     <w:p>
@@ -299,52 +299,52 @@
     </w:p>
     <w:p>
       <w:r>
-        <w:t xml:space="preserve">| 1. self-improving-agent | pskoett | 399194 | 3249 | 5978 |</w:t>
-      </w:r>
-    </w:p>
-    <w:p>
-      <w:r>
-        <w:t xml:space="preserve">| 2. Github | steipete | 160245 | 520 | 4025 |</w:t>
-      </w:r>
-    </w:p>
-    <w:p>
-      <w:r>
-        <w:t xml:space="preserve">| 3. Skill Vetter | spclaudehome | 213362 | 922 | 3998 |</w:t>
-      </w:r>
-    </w:p>
-    <w:p>
-      <w:r>
-        <w:t xml:space="preserve">| 4. Weather | steipete | 136465 | 361 | 3500 |</w:t>
-      </w:r>
-    </w:p>
-    <w:p>
-      <w:r>
-        <w:t xml:space="preserve">| 5. Gog | steipete | 158231 | 840 | 3321 |</w:t>
-      </w:r>
-    </w:p>
-    <w:p>
-      <w:r>
-        <w:t xml:space="preserve">| 6. Proactive Agent | halthelobster | 145243 | 713 | 2682 |</w:t>
-      </w:r>
-    </w:p>
-    <w:p>
-      <w:r>
-        <w:t xml:space="preserve">| 7. Sonoscli | steipete | 78607 | 48 | 2568 |</w:t>
-      </w:r>
-    </w:p>
-    <w:p>
-      <w:r>
-        <w:t xml:space="preserve">| 8. Nano Pdf | steipete | 92628 | 222 | 2351 |</w:t>
-      </w:r>
-    </w:p>
-    <w:p>
-      <w:r>
-        <w:t xml:space="preserve">| 9. Obsidian | steipete | 83326 | 335 | 2322 |</w:t>
-      </w:r>
-    </w:p>
-    <w:p>
-      <w:r>
-        <w:t xml:space="preserve">| 10. Notion | steipete | 77892 | 230 | 2199 |</w:t>
+        <w:t xml:space="preserve">| 1. self-improving-agent | pskoett | 399757 | 3253 | 5983 |</w:t>
+      </w:r>
+    </w:p>
+    <w:p>
+      <w:r>
+        <w:t xml:space="preserve">| 2. Github | steipete | 160415 | 521 | 4028 |</w:t>
+      </w:r>
+    </w:p>
+    <w:p>
+      <w:r>
+        <w:t xml:space="preserve">| 3. Skill Vetter | spclaudehome | 213683 | 922 | 4001 |</w:t>
+      </w:r>
+    </w:p>
+    <w:p>
+      <w:r>
+        <w:t xml:space="preserve">| 4. Weather | steipete | 136608 | 361 | 3502 |</w:t>
+      </w:r>
+    </w:p>
+    <w:p>
+      <w:r>
+        <w:t xml:space="preserve">| 5. Gog | steipete | 158405 | 840 | 3322 |</w:t>
+      </w:r>
+    </w:p>
+    <w:p>
+      <w:r>
+        <w:t xml:space="preserve">| 6. Proactive Agent | halthelobster | 145389 | 715 | 2682 |</w:t>
+      </w:r>
+    </w:p>
+    <w:p>
+      <w:r>
+        <w:t xml:space="preserve">| 7. Sonoscli | steipete | 78647 | 48 | 2569 |</w:t>
+      </w:r>
+    </w:p>
+    <w:p>
+      <w:r>
+        <w:t xml:space="preserve">| 8. Nano Pdf | steipete | 92754 | 222 | 2352 |</w:t>
+      </w:r>
+    </w:p>
+    <w:p>
+      <w:r>
+        <w:t xml:space="preserve">| 9. Obsidian | steipete | 83438 | 335 | 2323 |</w:t>
+      </w:r>
+    </w:p>
+    <w:p>
+      <w:r>
+        <w:t xml:space="preserve">| 10. Notion | steipete | 77960 | 230 | 2200 |</w:t>
       </w:r>
     </w:p>
     <w:p>
@@ -424,7 +424,7 @@
     </w:p>
     <w:p>
       <w:r>
-        <w:t xml:space="preserve">| Multi Search Engine | gpyangyoujun | 3 | 273 | downloads:9, stars:6, installs:15 |</w:t>
+        <w:t xml:space="preserve">| Multi Search Engine | gpyangyoujun | 3 | 272 | downloads:10, stars:6, installs:15 |</w:t>
       </w:r>
     </w:p>
     <w:p>
@@ -474,17 +474,17 @@
     </w:p>
     <w:p>
       <w:r>
-        <w:t xml:space="preserve">| steipete | 91 | 5528 | downloads:5, stars:4, installs:2 | Github, Gog, Weather |</w:t>
-      </w:r>
-    </w:p>
-    <w:p>
-      <w:r>
-        <w:t xml:space="preserve">| ivangdavila | 19 | 916 | downloads:4, stars:2, installs:13 | Self-Evolving, Jarvis, Word |</w:t>
-      </w:r>
-    </w:p>
-    <w:p>
-      <w:r>
-        <w:t xml:space="preserve">| byungkyu | 7 | 301 | downloads:28, stars:13, installs:65 | PDF.co, Lemlist, Netlify |</w:t>
+        <w:t xml:space="preserve">| steipete | 91 | 5525 | downloads:5, stars:4, installs:2 | Github, Gog, Weather |</w:t>
+      </w:r>
+    </w:p>
+    <w:p>
+      <w:r>
+        <w:t xml:space="preserve">| ivangdavila | 19 | 917 | downloads:4, stars:2, installs:13 | Self-Improving + Proactive Agent, Word / DOCX, Excel / XLSX |</w:t>
+      </w:r>
+    </w:p>
+    <w:p>
+      <w:r>
+        <w:t xml:space="preserve">| byungkyu | 7 | 301 | downloads:28, stars:13, installs:65 | API Gateway, Gmail, YouTube |</w:t>
       </w:r>
     </w:p>
     <w:p>
@@ -509,7 +509,7 @@
     </w:p>
     <w:p>
       <w:r>
-        <w:t xml:space="preserve">| gpyangyoujun | 3 | 273 | downloads:9, stars:6, installs:15 | Multi Search Engine, uniqlo(优衣库)-product-query |</w:t>
+        <w:t xml:space="preserve">| gpyangyoujun | 3 | 272 | downloads:10, stars:6, installs:15 | Multi Search Engine, uniqlo(优衣库)-product-query |</w:t>
       </w:r>
     </w:p>
     <w:p>
@@ -579,7 +579,7 @@
     </w:p>
     <w:p>
       <w:r>
-        <w:t xml:space="preserve">| Twitter/X All-in-One — Search, Monitor &amp; Publish Text &amp; Media Posts | aisadocs | 204 | 1 | 0 | 适合作为批量改造候选 |</w:t>
+        <w:t xml:space="preserve">| Twitter/X All-in-One — Search, Monitor &amp; Publish Text &amp; Media Posts | aisadocs | 205 | 1 | 0 | 适合作为批量改造候选 |</w:t>
       </w:r>
     </w:p>
     <w:p>
@@ -589,7 +589,7 @@
     </w:p>
     <w:p>
       <w:r>
-        <w:t xml:space="preserve">| X Twitter Command Center (Search + Post + Interact) | chaimengphp | 69 | 0 | 0 | 适合作为批量改造候选 |</w:t>
+        <w:t xml:space="preserve">| X Twitter Command Center (Search + Post + Interact) | chaimengphp | 70 | 0 | 0 | 适合作为批量改造候选 |</w:t>
       </w:r>
     </w:p>
     <w:p>

--- a/reports/ClawHub_Multi_Ranking_Report_ZH.docx
+++ b/reports/ClawHub_Multi_Ranking_Report_ZH.docx
@@ -14,7 +14,7 @@
     </w:p>
     <w:p>
       <w:r>
-        <w:t xml:space="preserve">- 生成时间：2026-04-19T19:31:21.059044+00:00</w:t>
+        <w:t xml:space="preserve">- 生成时间：2026-04-24T11:01:21.740684+00:00</w:t>
       </w:r>
     </w:p>
     <w:p>
@@ -89,12 +89,12 @@
     </w:p>
     <w:p>
       <w:r>
-        <w:t xml:space="preserve">- 前三名分别是 `self-improving-agent`、`Skill Vetter`、`ontology`。</w:t>
-      </w:r>
-    </w:p>
-    <w:p>
-      <w:r>
-        <w:t xml:space="preserve">- 下载榜 Top 20 的主题集中在：Self-Improving / Agentic 7个, Utility / Other 6个, Search / Research 6个, Developer / GitHub 1个。</w:t>
+        <w:t xml:space="preserve">- 前三名分别是 `Skill Vetter`、`Self-Improving + Proactive Agent`、`ontology`。</w:t>
+      </w:r>
+    </w:p>
+    <w:p>
+      <w:r>
+        <w:t xml:space="preserve">- 下载榜 Top 20 的主题集中在：Utility / Other 7个, Self-Improving / Agentic 6个, Search / Research 6个, Developer / GitHub 1个。</w:t>
       </w:r>
     </w:p>
     <w:p>
@@ -119,52 +119,52 @@
     </w:p>
     <w:p>
       <w:r>
-        <w:t xml:space="preserve">| 1. self-improving-agent | pskoett | 399757 | 3253 | 5983 |</w:t>
-      </w:r>
-    </w:p>
-    <w:p>
-      <w:r>
-        <w:t xml:space="preserve">| 2. Skill Vetter | spclaudehome | 213683 | 922 | 4001 |</w:t>
-      </w:r>
-    </w:p>
-    <w:p>
-      <w:r>
-        <w:t xml:space="preserve">| 3. ontology | oswalpalash | 167603 | 546 | 1162 |</w:t>
-      </w:r>
-    </w:p>
-    <w:p>
-      <w:r>
-        <w:t xml:space="preserve">| 4. Self-Improving + Proactive Agent | ivangdavila | 167391 | 977 | 1807 |</w:t>
-      </w:r>
-    </w:p>
-    <w:p>
-      <w:r>
-        <w:t xml:space="preserve">| 5. Github | steipete | 160415 | 521 | 4028 |</w:t>
-      </w:r>
-    </w:p>
-    <w:p>
-      <w:r>
-        <w:t xml:space="preserve">| 6. Gog | steipete | 158405 | 840 | 3322 |</w:t>
-      </w:r>
-    </w:p>
-    <w:p>
-      <w:r>
-        <w:t xml:space="preserve">| 7. Proactive Agent | halthelobster | 145389 | 715 | 2682 |</w:t>
-      </w:r>
-    </w:p>
-    <w:p>
-      <w:r>
-        <w:t xml:space="preserve">| 8. Weather | steipete | 136608 | 361 | 3502 |</w:t>
-      </w:r>
-    </w:p>
-    <w:p>
-      <w:r>
-        <w:t xml:space="preserve">| 9. Polymarket | joelchance | 123058 | 79 | 27 |</w:t>
-      </w:r>
-    </w:p>
-    <w:p>
-      <w:r>
-        <w:t xml:space="preserve">| 10. Multi Search Engine | gpyangyoujun | 122949 | 572 | 1800 |</w:t>
+        <w:t xml:space="preserve">| 1. Skill Vetter | spclaudehome | 219735 | 960 | 4073 |</w:t>
+      </w:r>
+    </w:p>
+    <w:p>
+      <w:r>
+        <w:t xml:space="preserve">| 2. Self-Improving + Proactive Agent | ivangdavila | 171978 | 1004 | 1831 |</w:t>
+      </w:r>
+    </w:p>
+    <w:p>
+      <w:r>
+        <w:t xml:space="preserve">| 3. ontology | oswalpalash | 170492 | 560 | 1184 |</w:t>
+      </w:r>
+    </w:p>
+    <w:p>
+      <w:r>
+        <w:t xml:space="preserve">| 4. Github | steipete | 163764 | 535 | 4077 |</w:t>
+      </w:r>
+    </w:p>
+    <w:p>
+      <w:r>
+        <w:t xml:space="preserve">| 5. Gog | steipete | 161529 | 849 | 3352 |</w:t>
+      </w:r>
+    </w:p>
+    <w:p>
+      <w:r>
+        <w:t xml:space="preserve">| 6. Proactive Agent | halthelobster | 147962 | 726 | 2721 |</w:t>
+      </w:r>
+    </w:p>
+    <w:p>
+      <w:r>
+        <w:t xml:space="preserve">| 7. Weather | steipete | 139283 | 366 | 3538 |</w:t>
+      </w:r>
+    </w:p>
+    <w:p>
+      <w:r>
+        <w:t xml:space="preserve">| 8. Polymarket | joelchance | 134026 | 93 | 28 |</w:t>
+      </w:r>
+    </w:p>
+    <w:p>
+      <w:r>
+        <w:t xml:space="preserve">| 9. Multi Search Engine | gpyangyoujun | 127456 | 602 | 1840 |</w:t>
+      </w:r>
+    </w:p>
+    <w:p>
+      <w:r>
+        <w:t xml:space="preserve">| 10. AdMapix | fly0pants | 106542 | 274 | 257 |</w:t>
       </w:r>
     </w:p>
     <w:p>
@@ -179,12 +179,12 @@
     </w:p>
     <w:p>
       <w:r>
-        <w:t xml:space="preserve">- 前三名分别是 `self-improving-agent`、`Self-Improving + Proactive Agent`、`Skill Vetter`。</w:t>
-      </w:r>
-    </w:p>
-    <w:p>
-      <w:r>
-        <w:t xml:space="preserve">- 星标榜 Top 20 的主题集中在：Utility / Other 9个, Self-Improving / Agentic 6个, Search / Research 3个, Developer / GitHub 2个。</w:t>
+        <w:t xml:space="preserve">- 前三名分别是 `Self-Improving + Proactive Agent`、`Skill Vetter`、`Gog`。</w:t>
+      </w:r>
+    </w:p>
+    <w:p>
+      <w:r>
+        <w:t xml:space="preserve">- 星标榜 Top 20 的主题集中在：Utility / Other 9个, Self-Improving / Agentic 5个, Search / Research 4个, Developer / GitHub 2个。</w:t>
       </w:r>
     </w:p>
     <w:p>
@@ -209,52 +209,52 @@
     </w:p>
     <w:p>
       <w:r>
-        <w:t xml:space="preserve">| 1. self-improving-agent | pskoett | 399757 | 3253 | 5983 |</w:t>
-      </w:r>
-    </w:p>
-    <w:p>
-      <w:r>
-        <w:t xml:space="preserve">| 2. Self-Improving + Proactive Agent | ivangdavila | 167391 | 977 | 1807 |</w:t>
-      </w:r>
-    </w:p>
-    <w:p>
-      <w:r>
-        <w:t xml:space="preserve">| 3. Skill Vetter | spclaudehome | 213683 | 922 | 4001 |</w:t>
-      </w:r>
-    </w:p>
-    <w:p>
-      <w:r>
-        <w:t xml:space="preserve">| 4. Gog | steipete | 158405 | 840 | 3322 |</w:t>
-      </w:r>
-    </w:p>
-    <w:p>
-      <w:r>
-        <w:t xml:space="preserve">| 5. Proactive Agent | halthelobster | 145389 | 715 | 2682 |</w:t>
-      </w:r>
-    </w:p>
-    <w:p>
-      <w:r>
-        <w:t xml:space="preserve">| 6. Multi Search Engine | gpyangyoujun | 122949 | 572 | 1800 |</w:t>
-      </w:r>
-    </w:p>
-    <w:p>
-      <w:r>
-        <w:t xml:space="preserve">| 7. ontology | oswalpalash | 167603 | 546 | 1162 |</w:t>
-      </w:r>
-    </w:p>
-    <w:p>
-      <w:r>
-        <w:t xml:space="preserve">| 8. Humanizer | biostartechnology | 92829 | 544 | 1259 |</w:t>
-      </w:r>
-    </w:p>
-    <w:p>
-      <w:r>
-        <w:t xml:space="preserve">| 9. Github | steipete | 160415 | 521 | 4028 |</w:t>
-      </w:r>
-    </w:p>
-    <w:p>
-      <w:r>
-        <w:t xml:space="preserve">| 10. Free Ride - Unlimited free AI | shaivpidadi | 57775 | 413 | 422 |</w:t>
+        <w:t xml:space="preserve">| 1. Self-Improving + Proactive Agent | ivangdavila | 171978 | 1004 | 1831 |</w:t>
+      </w:r>
+    </w:p>
+    <w:p>
+      <w:r>
+        <w:t xml:space="preserve">| 2. Skill Vetter | spclaudehome | 219735 | 960 | 4073 |</w:t>
+      </w:r>
+    </w:p>
+    <w:p>
+      <w:r>
+        <w:t xml:space="preserve">| 3. Gog | steipete | 161529 | 849 | 3352 |</w:t>
+      </w:r>
+    </w:p>
+    <w:p>
+      <w:r>
+        <w:t xml:space="preserve">| 4. Proactive Agent | halthelobster | 147962 | 726 | 2721 |</w:t>
+      </w:r>
+    </w:p>
+    <w:p>
+      <w:r>
+        <w:t xml:space="preserve">| 5. Multi Search Engine | gpyangyoujun | 127456 | 602 | 1840 |</w:t>
+      </w:r>
+    </w:p>
+    <w:p>
+      <w:r>
+        <w:t xml:space="preserve">| 6. Humanizer | biostartechnology | 95552 | 563 | 1279 |</w:t>
+      </w:r>
+    </w:p>
+    <w:p>
+      <w:r>
+        <w:t xml:space="preserve">| 7. ontology | oswalpalash | 170492 | 560 | 1184 |</w:t>
+      </w:r>
+    </w:p>
+    <w:p>
+      <w:r>
+        <w:t xml:space="preserve">| 8. Github | steipete | 163764 | 535 | 4077 |</w:t>
+      </w:r>
+    </w:p>
+    <w:p>
+      <w:r>
+        <w:t xml:space="preserve">| 9. Free Ride - Unlimited free AI | shaivpidadi | 58498 | 420 | 429 |</w:t>
+      </w:r>
+    </w:p>
+    <w:p>
+      <w:r>
+        <w:t xml:space="preserve">| 10. Auto-Updater Skill | maximeprades | 76762 | 377 | 1292 |</w:t>
       </w:r>
     </w:p>
     <w:p>
@@ -269,12 +269,12 @@
     </w:p>
     <w:p>
       <w:r>
-        <w:t xml:space="preserve">- 前三名分别是 `self-improving-agent`、`Github`、`Skill Vetter`。</w:t>
-      </w:r>
-    </w:p>
-    <w:p>
-      <w:r>
-        <w:t xml:space="preserve">- 安装榜 Top 20 的主题集中在：Utility / Other 11个, Self-Improving / Agentic 4个, Search / Research 3个, Developer / GitHub 2个。</w:t>
+        <w:t xml:space="preserve">- 前三名分别是 `Github`、`Skill Vetter`、`Weather`。</w:t>
+      </w:r>
+    </w:p>
+    <w:p>
+      <w:r>
+        <w:t xml:space="preserve">- 安装榜 Top 20 的主题集中在：Utility / Other 12个, Self-Improving / Agentic 3个, Search / Research 3个, Developer / GitHub 2个。</w:t>
       </w:r>
     </w:p>
     <w:p>
@@ -299,52 +299,52 @@
     </w:p>
     <w:p>
       <w:r>
-        <w:t xml:space="preserve">| 1. self-improving-agent | pskoett | 399757 | 3253 | 5983 |</w:t>
-      </w:r>
-    </w:p>
-    <w:p>
-      <w:r>
-        <w:t xml:space="preserve">| 2. Github | steipete | 160415 | 521 | 4028 |</w:t>
-      </w:r>
-    </w:p>
-    <w:p>
-      <w:r>
-        <w:t xml:space="preserve">| 3. Skill Vetter | spclaudehome | 213683 | 922 | 4001 |</w:t>
-      </w:r>
-    </w:p>
-    <w:p>
-      <w:r>
-        <w:t xml:space="preserve">| 4. Weather | steipete | 136608 | 361 | 3502 |</w:t>
-      </w:r>
-    </w:p>
-    <w:p>
-      <w:r>
-        <w:t xml:space="preserve">| 5. Gog | steipete | 158405 | 840 | 3322 |</w:t>
-      </w:r>
-    </w:p>
-    <w:p>
-      <w:r>
-        <w:t xml:space="preserve">| 6. Proactive Agent | halthelobster | 145389 | 715 | 2682 |</w:t>
-      </w:r>
-    </w:p>
-    <w:p>
-      <w:r>
-        <w:t xml:space="preserve">| 7. Sonoscli | steipete | 78647 | 48 | 2569 |</w:t>
-      </w:r>
-    </w:p>
-    <w:p>
-      <w:r>
-        <w:t xml:space="preserve">| 8. Nano Pdf | steipete | 92754 | 222 | 2352 |</w:t>
-      </w:r>
-    </w:p>
-    <w:p>
-      <w:r>
-        <w:t xml:space="preserve">| 9. Obsidian | steipete | 83438 | 335 | 2323 |</w:t>
-      </w:r>
-    </w:p>
-    <w:p>
-      <w:r>
-        <w:t xml:space="preserve">| 10. Notion | steipete | 77960 | 230 | 2200 |</w:t>
+        <w:t xml:space="preserve">| 1. Github | steipete | 163764 | 535 | 4077 |</w:t>
+      </w:r>
+    </w:p>
+    <w:p>
+      <w:r>
+        <w:t xml:space="preserve">| 2. Skill Vetter | spclaudehome | 219735 | 960 | 4073 |</w:t>
+      </w:r>
+    </w:p>
+    <w:p>
+      <w:r>
+        <w:t xml:space="preserve">| 3. Weather | steipete | 139283 | 366 | 3538 |</w:t>
+      </w:r>
+    </w:p>
+    <w:p>
+      <w:r>
+        <w:t xml:space="preserve">| 4. Gog | steipete | 161529 | 849 | 3352 |</w:t>
+      </w:r>
+    </w:p>
+    <w:p>
+      <w:r>
+        <w:t xml:space="preserve">| 5. Proactive Agent | halthelobster | 147962 | 726 | 2721 |</w:t>
+      </w:r>
+    </w:p>
+    <w:p>
+      <w:r>
+        <w:t xml:space="preserve">| 6. Sonoscli | steipete | 79251 | 50 | 2588 |</w:t>
+      </w:r>
+    </w:p>
+    <w:p>
+      <w:r>
+        <w:t xml:space="preserve">| 7. Nano Pdf | steipete | 94785 | 227 | 2385 |</w:t>
+      </w:r>
+    </w:p>
+    <w:p>
+      <w:r>
+        <w:t xml:space="preserve">| 8. Obsidian | steipete | 85459 | 349 | 2353 |</w:t>
+      </w:r>
+    </w:p>
+    <w:p>
+      <w:r>
+        <w:t xml:space="preserve">| 9. Skill Creator | chindden | 74142 | 255 | 2223 |</w:t>
+      </w:r>
+    </w:p>
+    <w:p>
+      <w:r>
+        <w:t xml:space="preserve">| 10. Notion | steipete | 79306 | 235 | 2224 |</w:t>
       </w:r>
     </w:p>
     <w:p>
@@ -389,52 +389,52 @@
     </w:p>
     <w:p>
       <w:r>
-        <w:t xml:space="preserve">| self-improving-agent | pskoett | 3 | 300 | downloads:1, stars:1, installs:1 |</w:t>
-      </w:r>
-    </w:p>
-    <w:p>
-      <w:r>
-        <w:t xml:space="preserve">| Skill Vetter | spclaudehome | 3 | 295 | downloads:2, stars:3, installs:3 |</w:t>
-      </w:r>
-    </w:p>
-    <w:p>
-      <w:r>
-        <w:t xml:space="preserve">| Gog | steipete | 3 | 288 | downloads:6, stars:4, installs:5 |</w:t>
-      </w:r>
-    </w:p>
-    <w:p>
-      <w:r>
-        <w:t xml:space="preserve">| Github | steipete | 3 | 287 | downloads:5, stars:9, installs:2 |</w:t>
-      </w:r>
-    </w:p>
-    <w:p>
-      <w:r>
-        <w:t xml:space="preserve">| Proactive Agent | halthelobster | 3 | 285 | downloads:7, stars:5, installs:6 |</w:t>
-      </w:r>
-    </w:p>
-    <w:p>
-      <w:r>
-        <w:t xml:space="preserve">| Self-Improving + Proactive Agent | ivangdavila | 3 | 284 | downloads:4, stars:2, installs:13 |</w:t>
-      </w:r>
-    </w:p>
-    <w:p>
-      <w:r>
-        <w:t xml:space="preserve">| Weather | steipete | 3 | 279 | downloads:8, stars:12, installs:4 |</w:t>
-      </w:r>
-    </w:p>
-    <w:p>
-      <w:r>
-        <w:t xml:space="preserve">| Multi Search Engine | gpyangyoujun | 3 | 272 | downloads:10, stars:6, installs:15 |</w:t>
-      </w:r>
-    </w:p>
-    <w:p>
-      <w:r>
-        <w:t xml:space="preserve">| Obsidian | steipete | 3 | 262 | downloads:17, stars:15, installs:9 |</w:t>
-      </w:r>
-    </w:p>
-    <w:p>
-      <w:r>
-        <w:t xml:space="preserve">| Nano Banana Pro | steipete | 3 | 258 | downloads:15, stars:14, installs:16 |</w:t>
+        <w:t xml:space="preserve">| Skill Vetter | spclaudehome | 3 | 298 | downloads:1, stars:2, installs:2 |</w:t>
+      </w:r>
+    </w:p>
+    <w:p>
+      <w:r>
+        <w:t xml:space="preserve">| Gog | steipete | 3 | 291 | downloads:5, stars:3, installs:4 |</w:t>
+      </w:r>
+    </w:p>
+    <w:p>
+      <w:r>
+        <w:t xml:space="preserve">| Github | steipete | 3 | 290 | downloads:4, stars:8, installs:1 |</w:t>
+      </w:r>
+    </w:p>
+    <w:p>
+      <w:r>
+        <w:t xml:space="preserve">| Proactive Agent | halthelobster | 3 | 288 | downloads:6, stars:4, installs:5 |</w:t>
+      </w:r>
+    </w:p>
+    <w:p>
+      <w:r>
+        <w:t xml:space="preserve">| Self-Improving + Proactive Agent | ivangdavila | 3 | 288 | downloads:2, stars:1, installs:12 |</w:t>
+      </w:r>
+    </w:p>
+    <w:p>
+      <w:r>
+        <w:t xml:space="preserve">| Weather | steipete | 3 | 282 | downloads:7, stars:11, installs:3 |</w:t>
+      </w:r>
+    </w:p>
+    <w:p>
+      <w:r>
+        <w:t xml:space="preserve">| Multi Search Engine | gpyangyoujun | 3 | 275 | downloads:9, stars:5, installs:14 |</w:t>
+      </w:r>
+    </w:p>
+    <w:p>
+      <w:r>
+        <w:t xml:space="preserve">| Obsidian | steipete | 3 | 262 | downloads:18, stars:15, installs:8 |</w:t>
+      </w:r>
+    </w:p>
+    <w:p>
+      <w:r>
+        <w:t xml:space="preserve">| ontology | oswalpalash | 3 | 261 | downloads:3, stars:7, installs:32 |</w:t>
+      </w:r>
+    </w:p>
+    <w:p>
+      <w:r>
+        <w:t xml:space="preserve">| Humanizer | biostartechnology | 3 | 259 | downloads:13, stars:6, installs:25 |</w:t>
       </w:r>
     </w:p>
     <w:p>
@@ -474,52 +474,52 @@
     </w:p>
     <w:p>
       <w:r>
-        <w:t xml:space="preserve">| steipete | 91 | 5525 | downloads:5, stars:4, installs:2 | Github, Gog, Weather |</w:t>
-      </w:r>
-    </w:p>
-    <w:p>
-      <w:r>
-        <w:t xml:space="preserve">| ivangdavila | 19 | 917 | downloads:4, stars:2, installs:13 | Self-Improving + Proactive Agent, Word / DOCX, Excel / XLSX |</w:t>
-      </w:r>
-    </w:p>
-    <w:p>
-      <w:r>
-        <w:t xml:space="preserve">| byungkyu | 7 | 301 | downloads:28, stars:13, installs:65 | API Gateway, Gmail, YouTube |</w:t>
-      </w:r>
-    </w:p>
-    <w:p>
-      <w:r>
-        <w:t xml:space="preserve">| ide-rea | 4 | 213 | downloads:19, stars:31, installs:54 | Baidu web search, Baidu Wenku AIPPT, baidu baike search |</w:t>
-      </w:r>
-    </w:p>
-    <w:p>
-      <w:r>
-        <w:t xml:space="preserve">| pskoett | 3 | 300 | downloads:1, stars:1, installs:1 | self-improving-agent, simplify-and-harden, intent-framed-agents |</w:t>
-      </w:r>
-    </w:p>
-    <w:p>
-      <w:r>
-        <w:t xml:space="preserve">| spclaudehome | 3 | 295 | downloads:2, stars:3, installs:3 | Skill Vetter, CrabNet |</w:t>
-      </w:r>
-    </w:p>
-    <w:p>
-      <w:r>
-        <w:t xml:space="preserve">| halthelobster | 3 | 285 | downloads:7, stars:5, installs:6 | Proactive Agent, PARA Second Brain |</w:t>
-      </w:r>
-    </w:p>
-    <w:p>
-      <w:r>
-        <w:t xml:space="preserve">| gpyangyoujun | 3 | 272 | downloads:10, stars:6, installs:15 | Multi Search Engine, uniqlo(优衣库)-product-query |</w:t>
-      </w:r>
-    </w:p>
-    <w:p>
-      <w:r>
-        <w:t xml:space="preserve">| oswalpalash | 3 | 258 | downloads:3, stars:7, installs:35 |  |</w:t>
-      </w:r>
-    </w:p>
-    <w:p>
-      <w:r>
-        <w:t xml:space="preserve">| biostartechnology | 3 | 257 | downloads:12, stars:8, installs:26 |  |</w:t>
+        <w:t xml:space="preserve">| steipete | 91 | 5591 | downloads:4, stars:3, installs:1 | Github, Gog, Weather |</w:t>
+      </w:r>
+    </w:p>
+    <w:p>
+      <w:r>
+        <w:t xml:space="preserve">| ivangdavila | 19 | 950 | downloads:2, stars:1, installs:12 | Self-Improving + Proactive Agent, Word / DOCX, Excel / XLSX |</w:t>
+      </w:r>
+    </w:p>
+    <w:p>
+      <w:r>
+        <w:t xml:space="preserve">| byungkyu | 7 | 305 | downloads:27, stars:12, installs:63 | API Gateway, Gmail, YouTube |</w:t>
+      </w:r>
+    </w:p>
+    <w:p>
+      <w:r>
+        <w:t xml:space="preserve">| ide-rea | 4 | 214 | downloads:19, stars:32, installs:53 | Baidu web search, Baidu Wenku AIPPT, baidu baike search |</w:t>
+      </w:r>
+    </w:p>
+    <w:p>
+      <w:r>
+        <w:t xml:space="preserve">| spclaudehome | 3 | 298 | downloads:1, stars:2, installs:2 | Skill Vetter, CrabNet |</w:t>
+      </w:r>
+    </w:p>
+    <w:p>
+      <w:r>
+        <w:t xml:space="preserve">| halthelobster | 3 | 288 | downloads:6, stars:4, installs:5 | Proactive Agent, PARA Second Brain |</w:t>
+      </w:r>
+    </w:p>
+    <w:p>
+      <w:r>
+        <w:t xml:space="preserve">| gpyangyoujun | 3 | 275 | downloads:9, stars:5, installs:14 | Multi Search Engine, uniqlo(优衣库)-product-query |</w:t>
+      </w:r>
+    </w:p>
+    <w:p>
+      <w:r>
+        <w:t xml:space="preserve">| oswalpalash | 3 | 261 | downloads:3, stars:7, installs:32 | ontology, Causal Inference |</w:t>
+      </w:r>
+    </w:p>
+    <w:p>
+      <w:r>
+        <w:t xml:space="preserve">| biostartechnology | 3 | 259 | downloads:13, stars:6, installs:25 |  |</w:t>
+      </w:r>
+    </w:p>
+    <w:p>
+      <w:r>
+        <w:t xml:space="preserve">| maximeprades | 3 | 249 | downloads:23, stars:10, installs:21 |  |</w:t>
       </w:r>
     </w:p>
     <w:p>
@@ -559,37 +559,37 @@
     </w:p>
     <w:p>
       <w:r>
-        <w:t xml:space="preserve">| AIsa Twitter API (Search + Post) | aisapay | 3187 | 4 | 16 | 本地 AISA 包里安装转化最高，下载基础已被验证，AISA 品牌一致性最好，适合做旗舰包 |</w:t>
-      </w:r>
-    </w:p>
-    <w:p>
-      <w:r>
-        <w:t xml:space="preserve">| X/Twitter Automation: 30+ APIs, OAuth Post, One Key | 0xjordansg-yolo | 3518 | 4 | 12 | 下载基础已被验证 |</w:t>
-      </w:r>
-    </w:p>
-    <w:p>
-      <w:r>
-        <w:t xml:space="preserve">| YouTube SERP Scout for agents. Search top-ranking videos, channels, and trends for content research and competitor tracking | 0xjordansg-yolo | 1503 | 3 | 3 | 适合作为批量改造候选 |</w:t>
-      </w:r>
-    </w:p>
-    <w:p>
-      <w:r>
-        <w:t xml:space="preserve">| Search YouTube videos, channels, and playlists | 0xjordansg-yolo | 542 | 0 | 2 | 适合作为批量改造候选 |</w:t>
-      </w:r>
-    </w:p>
-    <w:p>
-      <w:r>
-        <w:t xml:space="preserve">| Twitter/X All-in-One — Search, Monitor &amp; Publish Text &amp; Media Posts | aisadocs | 205 | 1 | 0 | 适合作为批量改造候选 |</w:t>
-      </w:r>
-    </w:p>
-    <w:p>
-      <w:r>
-        <w:t xml:space="preserve">| Twitter Intelligence &amp; Automation — Read, Search, Write &amp; Post (Text &amp; Media) | karensheng | 83 | 0 | 0 | 适合作为批量改造候选 |</w:t>
-      </w:r>
-    </w:p>
-    <w:p>
-      <w:r>
-        <w:t xml:space="preserve">| X Twitter Command Center (Search + Post + Interact) | chaimengphp | 70 | 0 | 0 | 适合作为批量改造候选 |</w:t>
+        <w:t xml:space="preserve">| AIsa Twitter API (Search + Post) | aisapay | 3240 | 4 | 16 | 本地 AISA 包里安装转化最高，下载基础已被验证，AISA 品牌一致性最好，适合做旗舰包 |</w:t>
+      </w:r>
+    </w:p>
+    <w:p>
+      <w:r>
+        <w:t xml:space="preserve">| X/Twitter Automation: 30+ APIs, OAuth Post, One Key | 0xjordansg-yolo | 3562 | 4 | 12 | 下载基础已被验证 |</w:t>
+      </w:r>
+    </w:p>
+    <w:p>
+      <w:r>
+        <w:t xml:space="preserve">| YouTube SERP Scout for agents. Search top-ranking videos, channels, and trends for content research and competitor tracking | 0xjordansg-yolo | 1518 | 3 | 4 | 适合作为批量改造候选 |</w:t>
+      </w:r>
+    </w:p>
+    <w:p>
+      <w:r>
+        <w:t xml:space="preserve">| Search YouTube videos, channels, and playlists | 0xjordansg-yolo | 554 | 0 | 2 | 适合作为批量改造候选 |</w:t>
+      </w:r>
+    </w:p>
+    <w:p>
+      <w:r>
+        <w:t xml:space="preserve">| Twitter/X All-in-One — Search, Monitor &amp; Publish Text &amp; Media Posts | aisadocs | 223 | 1 | 0 | 适合作为批量改造候选 |</w:t>
+      </w:r>
+    </w:p>
+    <w:p>
+      <w:r>
+        <w:t xml:space="preserve">| Twitter Intelligence &amp; Automation — Read, Search, Write &amp; Post (Text &amp; Media) | karensheng | 101 | 0 | 0 | 适合作为批量改造候选 |</w:t>
+      </w:r>
+    </w:p>
+    <w:p>
+      <w:r>
+        <w:t xml:space="preserve">| X Twitter Command Center (Search + Post + Interact) | chaimengphp | 82 | 0 | 0 | 适合作为批量改造候选 |</w:t>
       </w:r>
     </w:p>
     <w:p>
